--- a/book/الدليل_العملي_المرافق_للكتاب_الثاني.docx
+++ b/book/الدليل_العملي_المرافق_للكتاب_الثاني.docx
@@ -74,7 +74,7 @@
           <w:szCs w:val="28"/>
           <w:rtl/>
         </w:rPr>
-        <w:t xml:space="preserve">في هذا الدليل ما فُصل عن الكتاب الثاني حين اختُصر: مخرجات التعلم والتمارين لكل فصل، ثم النماذج التطبيقية السبعة والثلاثون القابلة للطباعة، برموزها التي يحيل إليها الكتاب. هو رفيق الكتاب في العمل، ولا يغني عنه؛ فالنموذج المنفصل عن فصله المرجعي يعطيك نصف الصورة.</w:t>
+        <w:t xml:space="preserve">ما الذي يبقى من الكتاب حين يُختصر؟ في هذا الدليل ما فُصل عن الكتاب الثاني حين اختُصر: مخرجات التعلم والتمارين لكل فصل، ثم النماذج التطبيقية السبعة والثلاثون القابلة للطباعة، برموزها التي يحيل إليها الكتاب، ليجد الممارس بين يديه ما يعمل به حين يفرغ من القراءة. إنّ الدليل رفيق الكتاب في العمل، ولا يغني عنه؛ لأن النموذج المنفصل عن فصله المرجعي يعطيك نصف الصورة.</w:t>
       </w:r>
     </w:p>
     <w:p>
@@ -113,7 +113,7 @@
           <w:szCs w:val="28"/>
           <w:rtl/>
         </w:rPr>
-        <w:t xml:space="preserve">لكل فصل هنا شيئان. جدول بمخرجات التعلم، فيه رمز المخرج ومستواه في تصنيف بلوم (من L1 للمعرفة إلى L6 للتركيب) وما ينبغي أن يقدر عليه الممارس بعد قراءة الفصل. ثم «مرآة المدير»: أسئلة تُجاب كتابةً، عن مؤسستك أنت كما هي. لا تتعجّل فيها؛ سؤال واحد تجيبه بأمانة أنفع من خمسة تعبرها سريعًا.</w:t>
+        <w:t xml:space="preserve">لكل فصل هنا شيئان: أولهما جدول بمخرجات التعلم، فيه رمز المخرج ومستواه في تصنيف بلوم (من L1 للمعرفة إلى L6 للتركيب) وما ينبغي أن يقدر عليه الممارس بعد قراءة الفصل، وثانيهما «مرآة المدير»، وهي أسئلة تُجاب كتابةً عن مؤسستك أنت كما هي، لا كما تحب أن تراها. لا تتعجّل فيها؛ لأن سؤالًا واحدًا تجيبه بأمانة أنفع من خمسة تعبرها سريعًا.</w:t>
       </w:r>
     </w:p>
     <w:p>
@@ -789,7 +789,7 @@
           <w:szCs w:val="26"/>
           <w:rtl/>
         </w:rPr>
-        <w:t xml:space="preserve">تذكّر الأشهر الستة الماضية: هل قررت شيئًا ثم أعلنت عكسه أمام فريقك؟</w:t>
+        <w:t xml:space="preserve">تذكّر الأشهر الستة الماضية: هل قررت شيئًا، ثم أعلنت عكسه أمام فريقك؟</w:t>
       </w:r>
     </w:p>
     <w:p>
@@ -1545,7 +1545,7 @@
           <w:szCs w:val="26"/>
           <w:rtl/>
         </w:rPr>
-        <w:t xml:space="preserve">أجرِ المسح الآن، وحدك، في ساعة، وبكامل الصدق. والدرجة التي تخرج بها هي نقطة بدايتك، فلا تبدأ من مرحلة أعلى منها.</w:t>
+        <w:t xml:space="preserve">أجرِ المسح الآن، وحدك، في ساعة، وبكامل الصدق؛ لأن الدرجة التي تخرج بها هي نقطة بدايتك، فلا تبدأ من مرحلة أعلى منها.</w:t>
       </w:r>
     </w:p>
     <w:p>
@@ -2455,7 +2455,7 @@
           <w:szCs w:val="26"/>
           <w:rtl/>
         </w:rPr>
-        <w:t xml:space="preserve">ما الشيء الذي لن تفعله ولو أيقنت أن أحدًا من مجلسك أو سوقك لن يعرف به؟ هناك يسكن الاستخلاف الحقيقي في شخصيتك.</w:t>
+        <w:t xml:space="preserve">ما الشيء الذي لن تفعله ولو أيقنت أن أحدًا من مجلسك أو سوقك لن يعرف به؟ هناك، لا في الشعارات، يسكن الاستخلاف الحقيقي في شخصيتك.</w:t>
       </w:r>
     </w:p>
     <w:p>
@@ -4032,7 +4032,7 @@
           <w:sz w:val="28"/>
           <w:szCs w:val="28"/>
         </w:rPr>
-        <w:t xml:space="preserve">استحضر آخر مشكلة كبيرة في مؤسستك، وأجب كتابةً عن ثلاثة أسئلة. هل علمت بها قبل أن تتفاقم، أم اكتشفتها متأخرًا؟ ما الذي حال دون وصولها إليك مبكرًا؟ وماذا كان سيتغير لو وصف تقريرك السنوي الأخير المؤسسة كما تعيشها كل يوم؟ ثم اختر من أدوات 5.26 إجراءً واحدًا تبدأ به خلال الشهر القادم.</w:t>
+        <w:t xml:space="preserve">استحضر آخر مشكلة كبيرة في مؤسستك، وأجب كتابةً عن ثلاثة أسئلة: هل علمت بها قبل أن تتفاقم، أم اكتشفتها متأخرًا؟ ما الذي حال دون وصولها إليك مبكرًا؟ وماذا كان سيتغير لو وصف تقريرك السنوي الأخير المؤسسة كما تعيشها كل يوم؟ ثم اختر من أدوات 5.26 إجراءً واحدًا تبدأ به خلال الشهر القادم؛ لأن المرآة التي لا يتبعها فعل تبقى صورة على الورق.</w:t>
       </w:r>
     </w:p>
     <w:p>
@@ -4779,7 +4779,7 @@
           <w:sz w:val="28"/>
           <w:szCs w:val="28"/>
         </w:rPr>
-        <w:t xml:space="preserve">اختر آخر ثلاثة تعيينات أو ترقيات كبيرة في مؤسستك. ضع كل شخص منها في خانته من مصفوفة الكفاءة × الأمانة بحسب ما تعرفه عنه اليوم، ثم اكتب أمام كل قرار: بأي معيار حُسم فعلًا، أبمعيار موضوعي أم بانطباع أم بعلاقة؟ وأي أداة واحدة من أدوات الفصل السادس (6.25) كانت ستغيّر القرار لو طُبّقت؟</w:t>
+        <w:t xml:space="preserve">اختر آخر ثلاثة تعيينات أو ترقيات كبيرة في مؤسستك، وضع كل شخص منها في خانته من مصفوفة الكفاءة × الأمانة بحسب ما تعرفه عنه اليوم، لا بحسب ما ظننته يوم قررت، ثم اكتب أمام كل قرار: بأي معيار حُسم فعلًا، أبمعيار موضوعي أم بانطباع أم بعلاقة؟ وأي أداة واحدة من أدوات الفصل السادس (6.25) كانت ستغيّر القرار لو طُبّقت؟</w:t>
       </w:r>
     </w:p>
     <w:p>
@@ -5529,7 +5529,7 @@
           <w:szCs w:val="26"/>
           <w:rtl/>
         </w:rPr>
-        <w:t xml:space="preserve">هل تعرف الوسع الحقيقي لكل فرد في فريقك بأبعاده الأربعة؟ أم أن ما تعرفه هو حدّه بالنسبة إليك أنت؟</w:t>
+        <w:t xml:space="preserve">هل تعرف الوسع الحقيقي لكل فرد في فريقك بأبعاده الأربعة؟ أم أن ما تعرفه هو حدّه كما تراه أنت؟</w:t>
       </w:r>
     </w:p>
     <w:p>
@@ -6356,7 +6356,7 @@
           <w:sz w:val="28"/>
           <w:szCs w:val="28"/>
         </w:rPr>
-        <w:t xml:space="preserve">استعد آخر أزمة إنسانية مرّت بها مؤسستك: تسريحًا، أو تعثّر موظف، أو فشل مشروع. ودوّن في صفحة واحدة: ماذا كان ردّ فعلك الأول، إنكارًا أم إعلانًا أم بحثًا عن مذنب؟ وما الذي ستفعله على نحو آخر لو تكررت، وفق بروتوكولات الفصل الثامن (8.14)؟</w:t>
+        <w:t xml:space="preserve">استعد آخر أزمة إنسانية مرّت بها مؤسستك، تسريحًا كانت أو تعثّر موظف أو فشل مشروع، ثم دوّن في صفحة واحدة جواب سؤالين لا مهرب منهما لمن يريد أن يتعلم من أزمته: ماذا كان ردّ فعلك الأول، إنكارًا أم إعلانًا أم بحثًا عن مذنب؟ وما الذي ستفعله على نحو آخر لو تكررت، وفق بروتوكولات الفصل الثامن (8.14)؟</w:t>
       </w:r>
     </w:p>
     <w:p>
@@ -8846,7 +8846,7 @@
           <w:szCs w:val="26"/>
           <w:rtl/>
         </w:rPr>
-        <w:t xml:space="preserve">متى قيّمت مؤسستك آخر مرة بأثرها في المجتمع، لا بربحيتها؟</w:t>
+        <w:t xml:space="preserve">متى قيّمت مؤسستك آخر مرة بأثرها في المجتمع، لا بربحيتها وحدها؟</w:t>
       </w:r>
     </w:p>
     <w:p>
@@ -11376,7 +11376,7 @@
           <w:szCs w:val="26"/>
           <w:rtl/>
         </w:rPr>
-        <w:t xml:space="preserve">قبل أن تمضي، قف عند المرحلة التشخيصية في مؤسستك. هل أجريت تشخيصًا صادقًا شاركت فيه أطراف متعددة؟ هل الفجوة في الإدراك بين قياداتكم صغيرة أم كبيرة؟ وما المشهد الواحد الذي لو رآه غريب في مؤسستك يومًا واحدًا لأثار أكبر سؤال؟</w:t>
+        <w:t xml:space="preserve">قبل أن تمضي، قف عند المرحلة التشخيصية في مؤسستك، ولننظر فيها معًا بثلاثة أسئلة تكشف صدق البداية قبل أن نبني عليها شيئًا: هل أجريت تشخيصًا صادقًا شاركت فيه أطراف متعددة؟ هل الفجوة في الإدراك بين قياداتكم صغيرة أم كبيرة؟ وما المشهد الواحد الذي لو رآه غريب في مؤسستك يومًا واحدًا لأثار أكبر سؤال؟</w:t>
       </w:r>
     </w:p>
     <w:p>
@@ -12731,7 +12731,7 @@
           <w:szCs w:val="28"/>
           <w:rtl/>
         </w:rPr>
-        <w:t xml:space="preserve">بين يديك أدوات عملية اشتُقّت من فصول الكتاب الثاني. تستعملها في اجتماعاتك، وتراجع بها نفسك ساعة القرار، وتتتبّع بها أثرك في الناس والمجتمع والأجيال. وفي رأس كل أداة إحالة إلى الفصل الذي خرجت منه.</w:t>
+        <w:t xml:space="preserve">ما قيمة فصل يُقرأ ثم لا يجد طريقه إلى العمل؟ بين يديك أدوات عملية اشتُقّت من فصول الكتاب الثاني، تستعملها في اجتماعاتك، وتراجع بها نفسك ساعة القرار، وتتتبّع بها أثرك في الناس والمجتمع والأجيال، وفي رأس كل أداة إحالة إلى الفصل الذي خرجت منه، لتعود إليه حين تحتاج.</w:t>
       </w:r>
     </w:p>
     <w:p>
@@ -12749,7 +12749,7 @@
           <w:szCs w:val="28"/>
           <w:rtl/>
         </w:rPr>
-        <w:t xml:space="preserve">وما الذي يحكمها جميعًا؟ قوله تعالى: «فمن يعمل مثقال ذرة خيرًا يره» (الزلزلة: 7). فالقياس لا يستثني صغيرًا، وكل نموذج هنا يعينك على أن ترى ما تعمّر به وما تفسد.</w:t>
+        <w:t xml:space="preserve">وما الذي يحكمها جميعًا؟ إنه قوله تعالى: «فمن يعمل مثقال ذرة خيرًا يره» (الزلزلة: 7)، والقياس في هذا الميزان لا يستثني صغيرًا؛ لذلك يعينك كل نموذج هنا على أن ترى ما تعمّر به وما تفسد، مهما صغر شأنه في عينك.</w:t>
       </w:r>
     </w:p>
     <w:p>
@@ -12767,7 +12767,7 @@
           <w:szCs w:val="28"/>
           <w:rtl/>
         </w:rPr>
-        <w:t xml:space="preserve">هذه الأدوات اقتراح مني، لم تُختبر ميدانيًا بعد ولم تُقنَّن درجاتها إحصائيًا. فالدرجات وحدود التصنيف والمدد والنسب الواردة فيها تقديرات إرشادية تضبطها كل مؤسسة على واقعها، ولا تصلح معايير مُعايَرة ولا أرقامًا مرجعية للمقارنة بين المؤسسات. وهذا متّسق مع حدود الكتاب الأول، إذ بقي فيه المستوى السابع من سلم الاشتقاق (الاختبار الميداني) معلّقًا، ومع ما تفصّله فصول هذا الكتاب. فإن استعملت أداة منها فسجّل نتائجها وملاحظاتك عليها؛ بهذا وحده تُختبر وتتحسن.</w:t>
+        <w:t xml:space="preserve">هذه الأدوات اقتراح مني، لم تُختبر ميدانيًا بعد ولم تُقنَّن درجاتها إحصائيًا؛ لذلك فالدرجات وحدود التصنيف والمدد والنسب الواردة فيها تقديرات إرشادية تضبطها كل مؤسسة على واقعها، ولا تصلح معايير مُعايَرة ولا أرقامًا مرجعية للمقارنة بين المؤسسات. وهذا متّسق مع حدود الكتاب الأول، إذ بقي فيه المستوى السابع من سلم الاشتقاق (الاختبار الميداني) معلّقًا، ومع ما تفصّله فصول هذا الكتاب. فإن استعملت أداة منها فسجّل نتائجها وملاحظاتك عليها؛ لأن الأداة بهذا وحده تُختبر وتتحسن.</w:t>
       </w:r>
     </w:p>
     <w:p>
@@ -12818,7 +12818,7 @@
           <w:szCs w:val="26"/>
           <w:rtl/>
         </w:rPr>
-        <w:t xml:space="preserve">الوضع الأول، التأمل الشخصي: يستعمل القيادي النموذج وحده في مراجعة ذاتية هادئة، ويجيب بصدق بعيدًا عن ضغط الفريق. وهو أنفع الأوضاع لاكتشاف ما «يستخفى من الناس».</w:t>
+        <w:t xml:space="preserve">الوضع الأول، التأمل الشخصي: يستعمل القيادي النموذج وحده في مراجعة ذاتية هادئة، ويجيب بصدق بعيدًا عن ضغط الفريق؛ لذلك كان أنفع الأوضاع لاكتشاف ما «يستخفى من الناس».</w:t>
       </w:r>
     </w:p>
     <w:p>
@@ -12838,7 +12838,7 @@
           <w:szCs w:val="26"/>
           <w:rtl/>
         </w:rPr>
-        <w:t xml:space="preserve">الوضع الثاني، الجلسة القيادية: يستعمل فريق القيادة العليا النموذج معًا في اجتماع مُهيَّأ. يجيب كل فرد مستقلًا أولًا، ثم تُقارَن الإجابات. والتفاوت بينها كثيرًا ما يكشف أعمق مما تكشفه الإجابة نفسها.</w:t>
+        <w:t xml:space="preserve">الوضع الثاني، الجلسة القيادية: يستعمل فريق القيادة العليا النموذج معًا في اجتماع مُهيَّأ، فيجيب كل فرد مستقلًا أولًا، ثم تُقارَن الإجابات؛ لأن التفاوت بينها كثيرًا ما يكشف أعمق مما تكشفه الإجابة نفسها.</w:t>
       </w:r>
     </w:p>
     <w:p>
@@ -12900,7 +12900,7 @@
           <w:sz w:val="26"/>
           <w:szCs w:val="26"/>
         </w:rPr>
-        <w:t xml:space="preserve">① الصدق أولًا: لا يفيد النموذج إذا أجبنا عنه بما يريحنا. «الذين يحسبون أنهم يُحسِنون صنعًا» لم يكونوا يكذبون، وإنما لم يصدقوا أنفسهم. فاقرأ آية الكهف:104 قبل كل استعمال، واسأل نفسك: هل أنا مستعد لسماع الحقيقة؟</w:t>
+        <w:t xml:space="preserve">① الصدق أولًا: لا يفيد النموذج إذا أجبنا عنه بما يريحنا. إنّ «الذين يحسبون أنهم يُحسِنون صنعًا» لم يكونوا يكذبون، وإنما لم يصدقوا أنفسهم؛ لذلك اقرأ آية الكهف:104 قبل كل استعمال، واسأل نفسك: هل أنا مستعد لسماع الحقيقة؟</w:t>
       </w:r>
     </w:p>
     <w:p>
@@ -12918,7 +12918,7 @@
           <w:sz w:val="26"/>
           <w:szCs w:val="26"/>
         </w:rPr>
-        <w:t xml:space="preserve">② الأدلة لا الانطباعات: كل إجابة تحتاج دليلًا موثّقًا يسندها. «نعم» بلا دليل تساوي «لا أعرف». ولهذا يطلب النموذج في أغلب بنوده «الدليل الموثّق».</w:t>
+        <w:t xml:space="preserve">② الأدلة لا الانطباعات: كل إجابة تحتاج دليلًا موثّقًا يسندها؛ لأن «نعم» بلا دليل تساوي «لا أعرف». ولهذا يطلب النموذج في أغلب بنوده «الدليل الموثّق».</w:t>
       </w:r>
     </w:p>
     <w:p>
@@ -12936,7 +12936,7 @@
           <w:sz w:val="26"/>
           <w:szCs w:val="26"/>
         </w:rPr>
-        <w:t xml:space="preserve">③ السياق قبل الأداة: لكل نموذج سياق مرجعي في الكتاب الثاني، ومن لم يقرأ الفصل المرجعي خرج بنتيجة ناقصة. فارجع إلى الفصل المشار إليه في رأس النموذج.</w:t>
+        <w:t xml:space="preserve">③ السياق قبل الأداة: لكل نموذج سياق مرجعي في الكتاب الثاني، ومن لم يقرأ الفصل المرجعي خرج بنتيجة ناقصة مهما أتقن ملء النموذج؛ لذلك ارجع إلى الفصل المشار إليه في رأس النموذج قبل أن تملأ خانة واحدة.</w:t>
       </w:r>
     </w:p>
     <w:p>
@@ -12954,7 +12954,7 @@
           <w:sz w:val="26"/>
           <w:szCs w:val="26"/>
         </w:rPr>
-        <w:t xml:space="preserve">④ الاستعمال الدوري: من الأدوات ما هو يومي، ومنها الأسبوعي والربعي والسنوي. ويجمعها التقويم في القسم (و) في إيقاع واحد متّسق.</w:t>
+        <w:t xml:space="preserve">④ الاستعمال الدوري: من الأدوات ما هو يومي، ومنها الأسبوعي والربعي والسنوي، ويجمعها التقويم في القسم (و) في إيقاع واحد متّسق.</w:t>
       </w:r>
     </w:p>
     <w:p>
@@ -12972,7 +12972,7 @@
           <w:sz w:val="26"/>
           <w:szCs w:val="26"/>
         </w:rPr>
-        <w:t xml:space="preserve">⑤ المقارنة عبر الزمن: احتفظ بنسخة مؤرّخة من كل نموذج مكتمل. فالقياس الحقيقي في تتبّع التحسن، لا في نقطة واحدة.</w:t>
+        <w:t xml:space="preserve">⑤ المقارنة عبر الزمن: احتفظ بنسخة مؤرّخة من كل نموذج مكتمل؛ لأن القياس الحقيقي في تتبّع التحسن، لا في نقطة واحدة. والأداة لا تفكر عنك؛ إنها تكشف لك ما لم تره.</w:t>
       </w:r>
     </w:p>
     <w:p>
@@ -13029,7 +13029,7 @@
           <w:szCs w:val="24"/>
           <w:rtl/>
         </w:rPr>
-        <w:t xml:space="preserve">أربع أدوات متكاملة ترسم صورة كاملة لوضع المؤسسة قبل أي تحسين. ابدأ بالتشخيص دائمًا، فالعلاج قبله يفاقم المشكلة.</w:t>
+        <w:t xml:space="preserve">هل يصح علاج قبل تشخيص؟ نحتاج أولًا إلى صورة كاملة لوضع المؤسسة قبل أي تحسين، وهذه أربع أدوات متكاملة ترسم تلك الصورة؛ لذلك ابدأ بالتشخيص دائمًا، لأن العلاج الذي يسبقه يفاقم المشكلة بدل أن يحلها.</w:t>
       </w:r>
     </w:p>
     <w:p>
@@ -13109,7 +13109,7 @@
           <w:szCs w:val="28"/>
           <w:rtl/>
         </w:rPr>
-        <w:t xml:space="preserve">تعليمات التطبيق: أجب عن كل سؤال بدرجة من 1 إلى 10. الدرجة 10 تعني: «هذا يحدث دائمًا بأدلة موثّقة»، والدرجة 1 تعني: «هذا غائب تمامًا». واكتب بعد كل درجة الدليل الذي جعلك تعطيها. والدرجات تقدير ذاتي إرشادي، لا مقياس مُعايَر.</w:t>
+        <w:t xml:space="preserve">تعليمات التطبيق: أجب عن كل سؤال بدرجة من 1 إلى 10، فالدرجة 10 تعني: «هذا يحدث دائمًا بأدلة موثّقة»، والدرجة 1 تعني: «هذا غائب تمامًا»، ثم اكتب بعد كل درجة الدليل الذي جعلك تعطيها، ولا تكتفِ بالرقم وحده؛ فالدرجات هنا تقدير ذاتي إرشادي، لا مقياس مُعايَر.</w:t>
       </w:r>
     </w:p>
     <w:p>
@@ -14797,7 +14797,7 @@
           <w:szCs w:val="28"/>
           <w:rtl/>
         </w:rPr>
-        <w:t xml:space="preserve">لكل محور خمسة مستويات سلوكية. اختر المستوى الذي يصف مؤسستك الآن كما يشهد له السلوك الموثّق، لا كما تقول النوايا. وهذه المستويات وصف مبسّط لكل محور على حدة، فليست هي مراحل مقياس النضج الخماسي في الفصل الثاني (2.2: الوعي، والمبادرة، والتبني، والتكامل، والريادة)، ولا مراحل التحوّل في الفصل الثاني عشر (12.7)، ولا تُحوَّل درجاتها إلى أيٍّ منهما.</w:t>
+        <w:t xml:space="preserve">أين تقف مؤسستك فعلًا، لا أين تظن أنها تقف؟ لكل محور خمسة مستويات سلوكية، فاختر المستوى الذي يصف مؤسستك الآن كما يشهد له السلوك الموثّق، لا كما تقول النوايا. وننبّه إلى أن هذه المستويات وصف مبسّط لكل محور على حدة، فليست هي مراحل مقياس النضج الخماسي في الفصل الثاني (2.2: الوعي، والمبادرة، والتبني، والتكامل، والريادة)، ولا مراحل التحوّل في الفصل الثاني عشر (12.7)، ولا تُحوَّل درجاتها إلى أيٍّ منهما.</w:t>
       </w:r>
     </w:p>
     <w:p>
@@ -16323,7 +16323,7 @@
           <w:szCs w:val="28"/>
           <w:rtl/>
         </w:rPr>
-        <w:t xml:space="preserve">يكشف هذا التحليل «مسافة التحوّل» بين الواقع الحالي والهدف المنشود. لا نطلب الكمال هنا. المطلوب صدق مع الواقع، وخطوة واضحة في الاتجاه الصحيح.</w:t>
+        <w:t xml:space="preserve">كم تبعد مؤسستك عن الهدف الذي تريده لها؟ يكشف هذا التحليل «مسافة التحوّل» بين الواقع الحالي والهدف المنشود، ولا نطلب فيه الكمال؛ لأن المطلوب صدق مع الواقع، وخطوة واضحة في الاتجاه الصحيح.</w:t>
       </w:r>
     </w:p>
     <w:p>
@@ -17399,7 +17399,7 @@
           <w:szCs w:val="28"/>
           <w:rtl/>
         </w:rPr>
-        <w:t xml:space="preserve">فالجواب يحدد نوع التدخل المطلوب. لا تُعالَج كل فجوة بالتدريب، ولا كل فجوة بالأنظمة.</w:t>
+        <w:t xml:space="preserve">فالجواب يحدد نوع التدخل المطلوب؛ لأن الفجوات لا تتشابه في أسبابها. لا تُعالَج كل فجوة بالتدريب، ولا كل فجوة بالأنظمة.</w:t>
       </w:r>
     </w:p>
     <w:p>
@@ -17473,7 +17473,7 @@
           <w:szCs w:val="28"/>
           <w:rtl/>
         </w:rPr>
-        <w:t xml:space="preserve">«ولتنظر نفسٌ ما قدَّمت لغدٍ» (الحشر: 18). ثلاث دقائق في آخر اليوم تكفي ليراجع القائد نفسه قبل أن تتراكم أخطاؤه. والأداة مبنية على قوله تعالى: «فمن يعمل مثقال ذرة خيرًا يره، ومن يعمل مثقال ذرة شرًّا يره» (الزلزلة: 7-8). وبهذه المراجعة اليومية يبقى الضمير القيادي حيًّا.</w:t>
+        <w:t xml:space="preserve">«ولتنظر نفسٌ ما قدَّمت لغدٍ» (الحشر: 18). متى يراجع القائد نفسه إن لم يفعل كل يوم؟ إنّ ثلاث دقائق في آخر اليوم تكفي ليراجع نفسه قبل أن تتراكم أخطاؤه، والأداة مبنية على قوله تعالى: «فمن يعمل مثقال ذرة خيرًا يره، ومن يعمل مثقال ذرة شرًّا يره» (الزلزلة: 7-8)، وبهذه المراجعة اليومية يبقى الضمير القيادي حيًّا.</w:t>
       </w:r>
     </w:p>
     <w:p>
@@ -18393,7 +18393,7 @@
           <w:szCs w:val="24"/>
           <w:rtl/>
         </w:rPr>
-        <w:t xml:space="preserve">ست أدوات تجسّد فصول الباب الأول من الكتاب الثاني (الاستخلاف والشورى والمساءلة، ف3–ف5). والحوكمة القرآنية ثقافة أولًا، ثم يُبنى الهيكل فوقها.</w:t>
+        <w:t xml:space="preserve">ما الذي يُبنى أولًا، الهيكل أم الثقافة؟ هذه ست أدوات تجسّد فصول الباب الأول من الكتاب الثاني (الاستخلاف والشورى والمساءلة، ف3–ف5)، والجواب فيها واضح: الحوكمة القرآنية ثقافة أولًا، ثم يُبنى الهيكل فوقها.</w:t>
       </w:r>
     </w:p>
     <w:p>
@@ -18473,7 +18473,7 @@
           <w:szCs w:val="28"/>
           <w:rtl/>
         </w:rPr>
-        <w:t xml:space="preserve">«إني جاعل في الأرض خليفة» (البقرة: 30). الاستخلاف مسؤولية تسبق الملكية. فكيف تحمل منصبك: أمانةً أم امتيازًا؟ هذا ما يكشفه الاختبار.</w:t>
+        <w:t xml:space="preserve">«إني جاعل في الأرض خليفة» (البقرة: 30). الاستخلاف مسؤولية تسبق الملكية، فلننظر بصدق: كيف تحمل منصبك، أمانةً أم امتيازًا؟ هذا ما يكشفه الاختبار.</w:t>
       </w:r>
     </w:p>
     <w:p>
@@ -19419,7 +19419,7 @@
           <w:szCs w:val="28"/>
           <w:rtl/>
         </w:rPr>
-        <w:t xml:space="preserve">«وشاوِرهم في الأمر فإذا عزمتَ فتوكَّل على الله» (آل عمران: 159). للشورى الحقيقية مراحل وأدوار ومنهج، ومن دونها تصير إخطارًا مهذّبًا لا أكثر.</w:t>
+        <w:t xml:space="preserve">«وشاوِرهم في الأمر فإذا عزمتَ فتوكَّل على الله» (آل عمران: 159). متى تكون الشورى شورى حقًا؟ إنّ للشورى الحقيقية مراحلَ وأدوارًا ومنهجًا، ومن دونها تصير إخطارًا مهذّبًا لا أكثر.</w:t>
       </w:r>
     </w:p>
     <w:p>
@@ -20547,7 +20547,7 @@
           <w:szCs w:val="26"/>
           <w:rtl/>
         </w:rPr>
-        <w:t xml:space="preserve">مؤشر الشورى الحقيقية: هل تغيّر القرار النهائي عن الموقف الأولي لصاحب السلطة؟ فإن كان الجواب «لا» في كل مرة، فما يجري إخطار وليس شورى.</w:t>
+        <w:t xml:space="preserve">مؤشر الشورى الحقيقية سؤال واحد: هل تغيّر القرار النهائي عن الموقف الأولي لصاحب السلطة؟ فإن كان الجواب «لا» في كل مرة، فما يجري إخطار وليس شورى.</w:t>
       </w:r>
     </w:p>
     <w:p>
@@ -21218,7 +21218,7 @@
           <w:szCs w:val="28"/>
           <w:rtl/>
         </w:rPr>
-        <w:t xml:space="preserve">«كونوا قوَّامين بالقسط شهداء لله ولو على أنفسكم» (النساء: 135). لا تستثني المساءلة القرآنية أحدًا. تُبنى هذه الخريطة مرة واحدة، ثم تُراجَع كل ربع.</w:t>
+        <w:t xml:space="preserve">«كونوا قوَّامين بالقسط شهداء لله ولو على أنفسكم» (النساء: 135). من يُستثنى من المساءلة في مؤسستك؟ إنّ المساءلة القرآنية لا تستثني أحدًا؛ لذلك تُبنى هذه الخريطة مرة واحدة على المجالات كلها، ثم تُراجَع كل ربع.</w:t>
       </w:r>
     </w:p>
     <w:p>
@@ -22790,7 +22790,7 @@
           <w:szCs w:val="28"/>
           <w:rtl/>
         </w:rPr>
-        <w:t xml:space="preserve">لا يُكتب الميثاق ليُعلَّق على الجدار. هو عقد أخلاقي حيّ، يُراجَع كل عام وتختبره القرارات الصعبة. ويعين هذا النموذج المؤسسة على بناء ميثاقها الخاص.</w:t>
+        <w:t xml:space="preserve">لماذا تُعلَّق المواثيق على الجدران ثم تُنسى؟ لا يُكتب الميثاق ليُعلَّق على الجدار؛ إنه عقد أخلاقي حيّ، يُراجَع كل عام وتختبره القرارات الصعبة، ويعين هذا النموذج المؤسسة على بناء ميثاقها الخاص.</w:t>
       </w:r>
     </w:p>
     <w:p>
@@ -24355,7 +24355,7 @@
           <w:szCs w:val="28"/>
           <w:rtl/>
         </w:rPr>
-        <w:t xml:space="preserve">«فسيرى الله عملكم ورسوله والمؤمنون» (التوبة: 105). كل من له مصلحة في مؤسستك شاهد على أثرها، وهذا البروتوكول ينظّم علاقتك بكل طرف منهم.</w:t>
+        <w:t xml:space="preserve">«فسيرى الله عملكم ورسوله والمؤمنون» (التوبة: 105). من يشهد على أثر مؤسستك؟ إنّ كل من له مصلحة فيها شاهد على أثرها، من الداخل الحاكم إلى الأجيال، وهذا البروتوكول ينظّم علاقتك بكل طرف منهم.</w:t>
       </w:r>
     </w:p>
     <w:p>
@@ -25420,7 +25420,7 @@
           <w:szCs w:val="24"/>
           <w:rtl/>
         </w:rPr>
-        <w:t xml:space="preserve">سبع أدوات للاختيار والتطوير والرعاية والمغادرة. فالإنسان محور الإدارة القرآنية، وفي الحديث المتفق عليه: «كلُّكم راعٍ وكلُّكم مسؤول عن رعيَّته».</w:t>
+        <w:t xml:space="preserve">من محور الإدارة القرآنية؟ إنه الإنسان، وفي الحديث المتفق عليه: «كلُّكم راعٍ وكلُّكم مسؤول عن رعيَّته»؛ لذلك جاءت هنا سبع أدوات للاختيار والتطوير والرعاية والمغادرة.</w:t>
       </w:r>
     </w:p>
     <w:p>
@@ -25500,7 +25500,7 @@
           <w:szCs w:val="28"/>
           <w:rtl/>
         </w:rPr>
-        <w:t xml:space="preserve">«إن خير مَن استأجرتَ القوي الأمين» (القصص: 26). القوة والأمانة معًا، ولا تغني إحداهما عن الأخرى. صاحب الكفاءة بلا أمانة أخطر على المؤسسة، وصاحب الأمانة بلا كفاءة أقل خطرًا، لكنه يعطّلها أكثر.</w:t>
+        <w:t xml:space="preserve">«إن خير مَن استأجرتَ القوي الأمين» (القصص: 26). القوة والأمانة معًا، ولا تغني إحداهما عن الأخرى؛ لأن صاحب الكفاءة بلا أمانة أخطر على المؤسسة، وصاحب الأمانة بلا كفاءة أقل خطرًا، لكنه يعطّلها أكثر.</w:t>
       </w:r>
     </w:p>
     <w:p>
@@ -27111,7 +27111,7 @@
           <w:szCs w:val="28"/>
           <w:rtl/>
         </w:rPr>
-        <w:t xml:space="preserve">يعين هذا الدليل على مقابلة تكشف الأمانة والكفاءة معًا، فلا تقف عند السؤال عن الخبرة. وتُعدّ الأسئلة السلوكية (Behavioral)، التي تسأل عمّا فعله المرشح فعلًا، أدلّ في أدبيات الاختيار من الأسئلة الافتراضية.</w:t>
+        <w:t xml:space="preserve">ماذا تكشف المقابلة إن وقفت عند السؤال عن الخبرة؟ يعين هذا الدليل على مقابلة تكشف الأمانة والكفاءة معًا، وتُعدّ فيه الأسئلة السلوكية (Behavioral)، التي تسأل عمّا فعله المرشح فعلًا لا عمّا يقول إنه سيفعله لو وقع له الموقف، أدلّ في أدبيات الاختيار من الأسئلة الافتراضية.</w:t>
       </w:r>
     </w:p>
     <w:p>
@@ -27781,7 +27781,7 @@
           <w:sz w:val="28"/>
           <w:szCs w:val="28"/>
         </w:rPr>
-        <w:t xml:space="preserve">سؤال كاشف بعد المقابلة: هل جاء حديث المرشح عن فشله أو خطئه طبيعيًّا أم متكلّفًا؟ ومن لا يعترف بأي فشل أو خطأ في مسيرته كلها يستدعي الحذر.</w:t>
+        <w:t xml:space="preserve">سؤال كاشف بعد المقابلة: هل جاء حديث المرشح عن فشله أو خطئه طبيعيًّا أم متكلّفًا؟ إنّ من لا يعترف بأي فشل أو خطأ في مسيرته كلها يستدعي الحذر.</w:t>
       </w:r>
     </w:p>
     <w:p>
@@ -27855,7 +27855,7 @@
           <w:szCs w:val="28"/>
           <w:rtl/>
         </w:rPr>
-        <w:t xml:space="preserve">«لا يُكلِّف الله نفسًا إلا وُسعها» (البقرة: 286). والمبدأ يُلزم المدير بأمرين: أن يعرف الوسع الحقيقي لكل فرد، وألا يكلّفه فوقه. ومحادثة الوسع الربعية هي الأداة التي تنقل هذا المبدأ إلى العمل.</w:t>
+        <w:t xml:space="preserve">«لا يُكلِّف الله نفسًا إلا وُسعها» (البقرة: 286). هل تعرف وسع كل فرد في فريقك؟ إنّ المبدأ يُلزم المدير بأمرين: أن يعرف الوسع الحقيقي لكل فرد، وألا يكلّفه فوقه؛ لذلك جاءت محادثة الوسع الربعية أداةً تنقل هذا المبدأ من النص إلى العمل اليومي، ربعًا بعد ربع.</w:t>
       </w:r>
     </w:p>
     <w:p>
@@ -29336,7 +29336,7 @@
           <w:sz w:val="28"/>
           <w:szCs w:val="28"/>
         </w:rPr>
-        <w:t xml:space="preserve">ما الذي تضيفه هذه الخطة؟ إنها لا تقف عند المُخرَج. تجعل نضج الإنسان وكرامته في العمل هدفًا مقصودًا، ويأتي المُخرَج ثمرةً لذلك.</w:t>
+        <w:t xml:space="preserve">ما الذي تضيفه هذه الخطة؟ إنها لا تقف عند المُخرَج، بل تجعل نضج الإنسان وكرامته في العمل هدفًا مقصودًا، ويأتي المُخرَج ثمرةً لذلك.</w:t>
       </w:r>
     </w:p>
     <w:p>
@@ -29416,7 +29416,7 @@
           <w:szCs w:val="28"/>
           <w:rtl/>
         </w:rPr>
-        <w:t xml:space="preserve">«ولنبلوَنَّكم بشيء من الخوف والجوع ونقص من الأموال والأنفس والثمرات» (البقرة: 155). الابتلاء حقيقي، والمؤسسة القرآنية لا تسارع إلى الاستبدال. إنها ترافق، وترعى، وتنتظر.</w:t>
+        <w:t xml:space="preserve">«ولنبلوَنَّكم بشيء من الخوف والجوع ونقص من الأموال والأنفس والثمرات» (البقرة: 155). الابتلاء حقيقي، والمؤسسة القرآنية لا تسارع إلى الاستبدال حين يتعثر أحد أفرادها، بل ترافق، وترعى، وتنتظر.</w:t>
       </w:r>
     </w:p>
     <w:p>
@@ -29993,7 +29993,7 @@
           <w:szCs w:val="28"/>
           <w:rtl/>
         </w:rPr>
-        <w:t xml:space="preserve">المغادِر من أصدق الشهود على الداخل، لأنه أقل خشية من ردّة الفعل، وإن كانت لشهادته دوافعها التي تُوزَن. وشرط واحد: يُجريها شخصٌ مستقل لا المدير المباشر.</w:t>
+        <w:t xml:space="preserve">إنّ المغادِر من أصدق الشهود على الداخل؛ لأنه أقل خشية من ردّة الفعل، وقد خرج من الدائرة التي كانت تحسب عليه كلماته، وإن كانت لشهادته دوافعها التي تُوزَن، فلا تُقبل كلها ولا تُردّ كلها. وللمقابلة شرط واحد: يُجريها شخصٌ مستقل لا المدير المباشر.</w:t>
       </w:r>
     </w:p>
     <w:p>
@@ -30346,7 +30346,7 @@
           <w:szCs w:val="28"/>
           <w:rtl/>
         </w:rPr>
-        <w:t xml:space="preserve">تُجمع نتائج مقابلات الخروج كل ربع في تقرير موحّد يُرفع إلى القيادة، وتُرصد فيه الأنماط المتكررة:</w:t>
+        <w:t xml:space="preserve">إنّ المقابلة الواحدة رأي، والمقابلات المتراكمة نمط؛ لذلك تُجمع نتائج مقابلات الخروج كل ربع في تقرير موحّد يُرفع إلى القيادة، وتُرصد فيه الأنماط المتكررة:</w:t>
       </w:r>
     </w:p>
     <w:tbl>
@@ -30746,7 +30746,7 @@
           <w:szCs w:val="28"/>
           <w:rtl/>
         </w:rPr>
-        <w:t xml:space="preserve">من يملك ماذا في فريقي؟ وأين الفجوات التي تهدد الأداء والتوارث؟ عن هذين السؤالين تجيب المصفوفة. فلا تعتمد على الذاكرة: وثّق وارسم.</w:t>
+        <w:t xml:space="preserve">من يملك ماذا في فريقي؟ وأين الفجوات التي تهدد الأداء والتوارث؟ عن هذين السؤالين تجيب المصفوفة، لا الذاكرة؛ لذلك لا تعتمد عليها: وثّق وارسم.</w:t>
       </w:r>
     </w:p>
     <w:p>
@@ -31445,7 +31445,7 @@
           <w:szCs w:val="24"/>
           <w:rtl/>
         </w:rPr>
-        <w:t xml:space="preserve">خمس أدوات للتثبّت، والأزمات، والمعضلات، والأثر المجتمعي، والتواصل في الأزمة. ويقوم الفعل الإداري القرآني على ثلاثة: التبيّن قبل القرار، والحكمة في الأزمة، وعمارة المجتمع.</w:t>
+        <w:t xml:space="preserve">كم قرارًا نتخذه على معلومة لم نتحقق منها؟ لننظر في الفعل الإداري القرآني فنجده يقوم على ثلاثة: التبيّن قبل القرار، والحكمة في الأزمة، وعمارة المجتمع، ولهذه الثلاثة يضم القسم خمس أدوات: للتثبّت، والأزمات، والمعضلات، والأثر المجتمعي، والتواصل في الأزمة.</w:t>
       </w:r>
     </w:p>
     <w:p>
@@ -31525,7 +31525,7 @@
           <w:szCs w:val="28"/>
           <w:rtl/>
         </w:rPr>
-        <w:t xml:space="preserve">«يا أيها الذين آمنوا إن جاءكم فاسق بنبأ فتبيَّنوا» (الحجرات: 6). التثبّت من المعلومة مبدأ قرآني قبل أن يكون مهارة إدارية. وأخطر القرارات ما يُتّخذ تحت الإلحاح، لأن الإلحاح يضغط على التثبّت.</w:t>
+        <w:t xml:space="preserve">«يا أيها الذين آمنوا إن جاءكم فاسق بنبأ فتبيَّنوا» (الحجرات: 6)، فالتثبّت من المعلومة مبدأ قرآني قبل أن يكون مهارة إدارية، وإنّ أخطر القرارات ما يُتّخذ تحت الإلحاح؛ لأن الإلحاح يضغط على التثبّت، فيقفز إلى الحكم قبل أن تكتمل الصورة. السجل يبطئك قليلًا، وهذا مقصوده.</w:t>
       </w:r>
     </w:p>
     <w:p>
@@ -32067,7 +32067,7 @@
           <w:sz w:val="28"/>
           <w:szCs w:val="28"/>
         </w:rPr>
-        <w:t xml:space="preserve">  قاعدة مقترحة: كل قرار يتجاوز الحدّ الذي تحدّده المؤسسة للقرارات الجوهرية، أو يُغيِّر مسار إنسان، يُتحقَّق فيه من مصدرَين مستقلَّين على الأقل.</w:t>
+        <w:t xml:space="preserve">قاعدة مقترحة: كل قرار يتجاوز الحدّ الذي تحدّده المؤسسة للقرارات الجوهرية، أو يُغيِّر مسار إنسان، يُتحقَّق فيه من مصدرَين مستقلَّين على الأقل؛ لأن خطأه مكلف.</w:t>
       </w:r>
     </w:p>
     <w:p>
@@ -32141,7 +32141,7 @@
           <w:szCs w:val="28"/>
           <w:rtl/>
         </w:rPr>
-        <w:t xml:space="preserve">«إن مع العسر يُسرًا» (الشرح: 6). قد تحمل الأزمة بذرة الانتعاش. فالمؤسسة التي تدير أزمتها بمنهج أقرب إلى أن تخرج منها أقوى، والتي ترتجل أقرب إلى أن تخرج أضعف.</w:t>
+        <w:t xml:space="preserve">«إن مع العسر يُسرًا» (الشرح: 6)، وقد تحمل الأزمة بذرة الانتعاش، لكن البذرة لا تنبت وحدها؛ فالمؤسسة التي تدير أزمتها بمنهج واضح المراحل أقرب إلى أن تخرج منها أقوى، والتي ترتجل أقرب إلى أن تخرج أضعف. الفرق في المنهج، لا في الأزمة.</w:t>
       </w:r>
     </w:p>
     <w:p xmlns:a="http://schemas.openxmlformats.org/drawingml/2006/main" xmlns:pic="http://schemas.openxmlformats.org/drawingml/2006/picture">
@@ -32902,7 +32902,7 @@
           <w:szCs w:val="28"/>
           <w:rtl/>
         </w:rPr>
-        <w:t xml:space="preserve">يُنفَّذ القرار، ويُدار التواصل مع الفريق الداخلي والمتأثرين والشركاء وفق بروتوكول د-5 (الرسائل المتدرّجة) بتوقيتاته المقترحة، فلا حاجة إلى تكرار جدوله هنا.</w:t>
+        <w:t xml:space="preserve">يُنفَّذ القرار، ويُدار التواصل مع الفريق الداخلي والمتأثرين والشركاء وفق بروتوكول د-5 (الرسائل المتدرّجة) بتوقيتاته المقترحة؛ لذلك لا حاجة إلى تكرار جدوله هنا.</w:t>
       </w:r>
     </w:p>
     <w:p>
@@ -32951,7 +32951,7 @@
           <w:szCs w:val="28"/>
           <w:rtl/>
         </w:rPr>
-        <w:t xml:space="preserve">لا تُغلَق الأزمة إلا بعد جلسة استخلاص الدروس:</w:t>
+        <w:t xml:space="preserve">لا تُغلَق الأزمة بانتهاء ضجيجها، بل بعد جلسة استخلاص الدروس:</w:t>
       </w:r>
     </w:p>
     <w:p>
@@ -33079,7 +33079,7 @@
           <w:szCs w:val="28"/>
           <w:rtl/>
         </w:rPr>
-        <w:t xml:space="preserve">المعضلة موقف تتعارض فيه قيمتان أو مصلحتان أو مسؤوليتان، ولا يمكن الجمع بينهما. وهنا يستعير النموذج من قواعد الموازنة عند الفقهاء قاعدتي «الضرر الأشد يُزال بالضرر الأخف»، و«إذا تعارضت مفسدتان رُوعي أعظمهما ضررًا بارتكاب أخفهما» (مجلة الأحكام العدلية، المادتان 27 و28).</w:t>
+        <w:t xml:space="preserve">إنّ المعضلة ليست مشكلة تنتظر حلًا صحيحًا، بل موقف تتعارض فيه قيمتان أو مصلحتان أو مسؤوليتان، ولا يمكن الجمع بينهما. لذلك يستعير النموذج من قواعد الموازنة عند الفقهاء قاعدتي «الضرر الأشد يُزال بالضرر الأخف»، و«إذا تعارضت مفسدتان رُوعي أعظمهما ضررًا بارتكاب أخفهما» (مجلة الأحكام العدلية، المادتان 27 و28)؛ فالسؤال في المعضلة ليس عن خيار لا ضرر فيه، بل عن الضرر الأخف ومن يدفع ثمنه.</w:t>
       </w:r>
     </w:p>
     <w:p>
@@ -33532,7 +33532,7 @@
           <w:szCs w:val="28"/>
           <w:rtl/>
         </w:rPr>
-        <w:t xml:space="preserve">«كنتم خير أمَّة أُخرِجَت للناس» (آل عمران: 110). لا تكتفي المؤسسة القرآنية بقياس نجاحها بربحها، وإنما تقيسه بما أضافت إلى الناس والمجتمع والمستقبل. وتجيب هذه المصفوفة عن الأسئلة الثلاثة: ماذا بنينا؟ ماذا أفسدنا؟ ماذا نصلح؟</w:t>
+        <w:t xml:space="preserve">«كنتم خير أمَّة أُخرِجَت للناس» (آل عمران: 110)، والخيرية للناس لا يقيسها الربح وحده؛ لأن الربح يخبرنا كم كسبنا ولا يخبرنا ماذا تركنا خلفنا، لذلك لا تكتفي المؤسسة القرآنية بقياس نجاحها بربحها، وإنما تقيسه بما أضافت إلى الناس والمجتمع والمستقبل. وتجيب هذه المصفوفة عن الأسئلة الثلاثة: ماذا بنينا؟ ماذا أفسدنا؟ ماذا نصلح؟</w:t>
       </w:r>
     </w:p>
     <w:p>
@@ -34320,7 +34320,7 @@
           <w:szCs w:val="28"/>
           <w:rtl/>
         </w:rPr>
-        <w:t xml:space="preserve">لجنة الأثر المجتمعي: يُستحسن أن يضم تقرير QSR صوتًا من الخارج، ممثّلًا عن المجتمع المحيط أو عميلًا أو موظفًا سابقًا أو مورّدًا. فالداخل لا يرى ما يراه الخارج.</w:t>
+        <w:t xml:space="preserve">لجنة الأثر المجتمعي: يُستحسن أن يضم تقرير QSR صوتًا من الخارج، ممثّلًا عن المجتمع المحيط أو عميلًا أو موظفًا سابقًا أو مورّدًا؛ لأن من يقيس أثر نفسه وحده يميل إلى أن يرى ما يحب أن يراه. الداخل لا يرى ما يراه الخارج.</w:t>
       </w:r>
     </w:p>
     <w:p>
@@ -34394,7 +34394,7 @@
           <w:szCs w:val="28"/>
           <w:rtl/>
         </w:rPr>
-        <w:t xml:space="preserve">للتواصل في الأزمة أصل قرآني: «وقولوا قولاً سديدًا» (الأحزاب: 70). والقول السديد في الأزمة صادق، وواضح، ومطمئن بلا تدليس، ويحدد الخطوات القادمة.</w:t>
+        <w:t xml:space="preserve">إنّ الفراغ في الأزمة لا يبقى فارغًا، ومن لا يتكلم يُتكلَّم عنه، وللتواصل فيها أصل قرآني: «وقولوا قولاً سديدًا» (الأحزاب: 70)، والقول السديد في الأزمة صادق، وواضح، ومطمئن بلا تدليس، ويحدد الخطوات القادمة، فلا يقف عند وصف ما حدث حتى يخبر الناس بما نفعله وما نحتاجه منهم.</w:t>
       </w:r>
     </w:p>
     <w:p>
@@ -35093,7 +35093,7 @@
           <w:szCs w:val="24"/>
           <w:rtl/>
         </w:rPr>
-        <w:t xml:space="preserve">ثماني أدوات تجسّد الباب الرابع من الكتاب الثاني (ف12–ف14)، تبدأ بخارطة طريق التحوّل وتنتهي بقياس الأثر السنوي.</w:t>
+        <w:t xml:space="preserve">كيف نعرف أن التحوّل الذي نعلنه حقيقي، لا ثوب جديد على جسد قديم؟ نحتاج إلى أدوات تقيس ولا تجامل، وهي ثماني أدوات تجسّد الباب الرابع من الكتاب الثاني (ف12–ف14)، تبدأ بخارطة طريق التحوّل وتنتهي بقياس الأثر السنوي.</w:t>
       </w:r>
     </w:p>
     <w:p>
@@ -35173,7 +35173,7 @@
           <w:szCs w:val="28"/>
           <w:rtl/>
         </w:rPr>
-        <w:t xml:space="preserve">«إن الله لا يُغيِّر ما بقوم حتى يُغيِّروا ما بأنفسهم» (الرعد: 11). المراحل الخمس متتابعة في الأصل، وقد يتداخل بعضها كما بيّن الفصل الثاني عشر (12.22). والمعتبر أن يتحقق شرط كل مرحلة قبل الاعتماد على ما بعدها.</w:t>
+        <w:t xml:space="preserve">«إن الله لا يُغيِّر ما بقوم حتى يُغيِّروا ما بأنفسهم» (الرعد: 11)، والمراحل الخمس متتابعة في الأصل، وقد يتداخل بعضها كما بيّن الفصل الثاني عشر (12.22)، فلا يُطلب من المؤسسة أن تغلق مرحلة إغلاقًا تامًا قبل أن تلمس التي بعدها. المعتبر شيء واحد: أن يتحقق شرط كل مرحلة قبل الاعتماد على ما بعدها.</w:t>
       </w:r>
     </w:p>
     <w:p>
@@ -36519,7 +36519,7 @@
           <w:szCs w:val="28"/>
           <w:rtl/>
         </w:rPr>
-        <w:t xml:space="preserve">«ولمَّا يدخل الإيمان في قلوبكم» (الحجرات: 14). يبدأ التجميل حين نسمّي الأشكال الخارجية تحوّلًا. وهذه المحكّات التسعة تكشف ما دخل القلب وما بقي على الشفة.</w:t>
+        <w:t xml:space="preserve">«ولمَّا يدخل الإيمان في قلوبكم» (الحجرات: 14)، وإنّ التجميل يبدأ حين نسمّي الأشكال الخارجية تحوّلًا، فنغيّر اللغة والمظهر ونطمئن إلى أن الجوهر تغيّر معهما، ثم لا نسأل عنه بعد ذلك. وهذه المحكّات التسعة تكشف ما دخل القلب وما بقي على الشفة.</w:t>
       </w:r>
     </w:p>
     <w:p>
@@ -38171,7 +38171,7 @@
           <w:szCs w:val="28"/>
           <w:rtl/>
         </w:rPr>
-        <w:t xml:space="preserve">«فمن يعمل مثقال ذرَّة خيرًا يَرَهُ» (الزلزلة: 7). وQIMP يحوّل هذا المبدأ إلى قياس ربعي يُريك بوضوح ما بنيته وما أفسدته.</w:t>
+        <w:t xml:space="preserve">«فمن يعمل مثقال ذرَّة خيرًا يَرَهُ» (الزلزلة: 7)، وQIMP يحوّل هذا المبدأ إلى قياس ربعي يُريك بوضوح ما بنيته وما أفسدته، فلا يختبئ الضرر الصغير خلف الإنجاز الكبير.</w:t>
       </w:r>
     </w:p>
     <w:p>
@@ -39268,7 +39268,7 @@
           <w:szCs w:val="28"/>
           <w:rtl/>
         </w:rPr>
-        <w:t xml:space="preserve">«ولا تُفسِدوا في الأرض بعد إصلاحها» (الأعراف: 56). ولا يُصحَّح الإفساد إلا إذا اعترفنا به أولًا. ولهذا كانت هذه الجلسة من أصعب ما تعقده القيادة في عامها.</w:t>
+        <w:t xml:space="preserve">«ولا تُفسِدوا في الأرض بعد إصلاحها» (الأعراف: 56)، ولا يُصحَّح الإفساد إلا إذا اعترفنا به أولًا، والاعتراف أثقل على القيادة من أي إنجاز تعلنه؛ لذلك كانت هذه الجلسة من أصعب ما تعقده القيادة في عامها. صعوبتها هي قيمتها.</w:t>
       </w:r>
     </w:p>
     <w:p>
@@ -40202,7 +40202,7 @@
           <w:szCs w:val="28"/>
           <w:rtl/>
         </w:rPr>
-        <w:t xml:space="preserve">هذا التقرير هو «الكتاب المنشور» الذي تخرجه المؤسسة القرآنية طوعًا قبل أن يُخرَج عليها. وهذه بنيته:</w:t>
+        <w:t xml:space="preserve">إنّ هذا التقرير هو «الكتاب المنشور» الذي تخرجه المؤسسة القرآنية طوعًا قبل أن يُخرَج عليها، فتقرأ فيه نفسها بنفسها قبل أن يقرأها غيرها. وهذه بنيته:</w:t>
       </w:r>
     </w:p>
     <w:p>
@@ -40779,7 +40779,7 @@
           <w:szCs w:val="26"/>
           <w:rtl/>
         </w:rPr>
-        <w:t xml:space="preserve">والاختبار الحقيقي للتقرير: هل يغيّر قرارًا في العام القادم؟ فإن لم يغيّر قرارًا فهو وثيقة تجميل.</w:t>
+        <w:t xml:space="preserve">والاختبار الحقيقي للتقرير: هل يغيّر قرارًا في العام القادم؟ فإن لم يغيّر قرارًا فهو وثيقة تجميل، مهما أحسنّا صياغته وإخراجه.</w:t>
       </w:r>
     </w:p>
     <w:p>
@@ -40853,7 +40853,7 @@
           <w:szCs w:val="28"/>
           <w:rtl/>
         </w:rPr>
-        <w:t xml:space="preserve">لا يمكن إصلاح كل شيء دفعة واحدة. ولذلك ترتّب هذه المصفوفة الأولويات بمعيار مستمد من قواعد الموازنة الفقهية: دفع أشدّ الضررين، وتحصيل أعظم النفعين.</w:t>
+        <w:t xml:space="preserve">بأيّ ضرر نبدأ حين تكشف المراجعة أضرارًا كثيرة؟ إنّ إصلاح كل شيء دفعة واحدة غير ممكن، ومحاولته تبدّد الجهد على كل شيء فلا يكتمل منه شيء؛ لذلك ترتّب هذه المصفوفة الأولويات بمعيار مستمد من قواعد الموازنة الفقهية: دفع أشدّ الضررين، وتحصيل أعظم النفعين.</w:t>
       </w:r>
     </w:p>
     <w:p>
@@ -42721,7 +42721,7 @@
           <w:szCs w:val="24"/>
           <w:rtl/>
         </w:rPr>
-        <w:t xml:space="preserve">ثلاث أدوات تنقل هذه المجموعة من ملف يُفتح مرة ثم يُنسى إلى منظومة حيّة تُستعمل طوال العام. والسرّ في الإيقاع، لا في الأداة المعزولة.</w:t>
+        <w:t xml:space="preserve">كم أداة جيدة استقرت في درج لا يفتحه أحد؟ لننظر إلى ما ينقصها فنجده ليس جودة التصميم، بل الموعد الثابت الذي يعيدها إلى الطاولة؛ لذلك يضم هذا القسم ثلاث أدوات تنقل هذه المجموعة من ملف يُفتح مرة ثم يُنسى إلى منظومة حيّة تُستعمل طوال العام. السرّ في الإيقاع، لا في الأداة المعزولة.</w:t>
       </w:r>
     </w:p>
     <w:p xmlns:a="http://schemas.openxmlformats.org/drawingml/2006/main" xmlns:pic="http://schemas.openxmlformats.org/drawingml/2006/picture">
@@ -46047,7 +46047,7 @@
           <w:szCs w:val="24"/>
           <w:rtl/>
         </w:rPr>
-        <w:t xml:space="preserve">ثلاثة تنسيقات للورش تناسب أحجام المؤسسات وأوقاتها، ومعها بنك أسئلة للنقاش. وتتخذ كل ورشة أدوات الدليل موادَّ تطبيقية.</w:t>
+        <w:t xml:space="preserve">كيف تنتقل هذه الأدوات من يد مدير واحد إلى فريق يفكر بها معًا؟ نحتاج إلى مساحة يجرّب فيها الفريق الأداة على مؤسسته هو لا على مثال مفترض، وهذه هي الورشة؛ لذلك يضم القسم ثلاثة تنسيقات للورش تناسب أحجام المؤسسات وأوقاتها، ومعها بنك أسئلة للنقاش، وتتخذ كل ورشة أدوات الدليل موادَّ تطبيقية.</w:t>
       </w:r>
     </w:p>
     <w:p>
@@ -47590,7 +47590,7 @@
           <w:szCs w:val="24"/>
           <w:rtl/>
         </w:rPr>
-        <w:t xml:space="preserve">اختر ٢-٣ أسئلة لكل جلسة بحسب سياق مؤسستك، ولا تطرح الأسئلة كلها في يوم واحد.</w:t>
+        <w:t xml:space="preserve">اختر ٢-٣ أسئلة لكل جلسة بحسب سياق مؤسستك، ولا تطرح الأسئلة كلها في يوم واحد؛ فالسؤال الذي يُعطى وقته يفتح ما لا تفتحه أسئلة متعجّلة.</w:t>
       </w:r>
     </w:p>
     <w:p>
@@ -49413,7 +49413,7 @@
           <w:szCs w:val="28"/>
           <w:rtl/>
         </w:rPr>
-        <w:t xml:space="preserve">الأدوات مرتبة بحسب أقسام الدليل، ومع كل أداة مرجعها ووقتها ووتيرتها المقترحة، وكلها تقديرات إرشادية:</w:t>
+        <w:t xml:space="preserve">الأدوات مرتبة بحسب أقسام الدليل، ومع كل أداة مرجعها ووقتها ووتيرتها المقترحة، وكلها تقديرات إرشادية تُكيَّف بحسب المؤسسة:</w:t>
       </w:r>
     </w:p>
     <w:tbl>

--- a/book/الدليل_العملي_المرافق_للكتاب_الثاني.docx
+++ b/book/الدليل_العملي_المرافق_للكتاب_الثاني.docx
@@ -4784,6 +4784,23 @@
     </w:p>
     <w:p>
       <w:pPr>
+        <w:shd w:fill="D6E6F2" w:val="clear"/>
+        <w:bidi/>
+        <w:spacing w:after="70" w:line="310"/>
+        <w:ind w:left="100" w:right="240"/>
+      </w:pPr>
+      <w:r>
+        <w:rPr>
+          <w:rFonts w:ascii="Traditional Arabic" w:cs="Traditional Arabic" w:eastAsia="Traditional Arabic" w:hAnsi="Traditional Arabic"/>
+          <w:color w:val="1A3A5C"/>
+          <w:sz w:val="28"/>
+          <w:szCs w:val="28"/>
+        </w:rPr>
+        <w:t xml:space="preserve">أضف إلى أسئلة مقابلاتك القادمة ثلاثة أسئلة عن مواقف كانت لها كلفة: اعتراف بخطأ، ووفاء بالتزام مكلف، وعفو عند القدرة (6.18). وما الذي تكشفه إجابات المرشحين عن الأمانة مما لا تكشفه سيرهم الذاتية؟</w:t>
+      </w:r>
+    </w:p>
+    <w:p>
+      <w:pPr>
         <w:pBdr>
           <w:bottom w:val="single" w:color="1A5C2A" w:sz="6"/>
         </w:pBdr>
@@ -6361,6 +6378,23 @@
     </w:p>
     <w:p>
       <w:pPr>
+        <w:shd w:fill="D6E6F2" w:val="clear"/>
+        <w:bidi/>
+        <w:spacing w:after="70" w:line="310"/>
+        <w:ind w:left="100" w:right="240"/>
+      </w:pPr>
+      <w:r>
+        <w:rPr>
+          <w:rFonts w:ascii="Traditional Arabic" w:cs="Traditional Arabic" w:eastAsia="Traditional Arabic" w:hAnsi="Traditional Arabic"/>
+          <w:color w:val="1A3A5C"/>
+          <w:sz w:val="28"/>
+          <w:szCs w:val="28"/>
+        </w:rPr>
+        <w:t xml:space="preserve">في ضوء هود: 9–11 (8.16): هل حكمت في أزمة سابقة على مؤسستك كلها بالفشل، ونسيت ما مضى من نجاحها؟ وما المشقة التي ذقتها في طريقك وتملك اليوم رفعها عن فريقك دون إخلال بمعيار؟</w:t>
+      </w:r>
+    </w:p>
+    <w:p>
+      <w:pPr>
         <w:pBdr>
           <w:bottom w:val="single" w:color="1A5C2A" w:sz="6"/>
         </w:pBdr>
@@ -7187,6 +7221,23 @@
           <w:rtl/>
         </w:rPr>
         <w:t xml:space="preserve">من الخبير المستقل الذي تحيل إليه المعلومات في قرارات المستوى T3 عندكم؟</w:t>
+      </w:r>
+    </w:p>
+    <w:p>
+      <w:pPr>
+        <w:shd w:fill="D6E6F2" w:val="clear"/>
+        <w:bidi/>
+        <w:spacing w:after="70" w:line="310"/>
+        <w:ind w:left="100" w:right="240"/>
+      </w:pPr>
+      <w:r>
+        <w:rPr>
+          <w:rFonts w:ascii="Traditional Arabic" w:cs="Traditional Arabic" w:eastAsia="Traditional Arabic" w:hAnsi="Traditional Arabic"/>
+          <w:color w:val="1A3A5C"/>
+          <w:sz w:val="28"/>
+          <w:szCs w:val="28"/>
+        </w:rPr>
+        <w:t xml:space="preserve">قبل قرارك القادم: هل قررت قبل أن تجمع، ثم جمعت ما يؤيد؟ وهل كنت ستقبل المعلومة نفسها لو جاءت على لسان من لا تحب؟ (9.2، وسورة الجاثية)</w:t>
       </w:r>
     </w:p>
     <w:p>
